--- a/Mars_Rover/Mars_Rover_New_Electronics_Plan.docx
+++ b/Mars_Rover/Mars_Rover_New_Electronics_Plan.docx
@@ -6,7 +6,7 @@
       <w:pPr>
         <w:pStyle w:val="Heading1"/>
       </w:pPr>
-      <w:bookmarkStart w:id="0" w:name="_Toc188158711"/>
+      <w:bookmarkStart w:id="0" w:name="_Toc188230903"/>
       <w:r>
         <w:t>Electronics</w:t>
       </w:r>
@@ -67,7 +67,7 @@
           <w:r>
             <w:fldChar w:fldCharType="separate"/>
           </w:r>
-          <w:hyperlink w:anchor="_Toc188158711" w:history="1">
+          <w:hyperlink w:anchor="_Toc188230903" w:history="1">
             <w:r>
               <w:rPr>
                 <w:rStyle w:val="Hyperlink"/>
@@ -94,7 +94,7 @@
                 <w:noProof/>
                 <w:webHidden/>
               </w:rPr>
-              <w:instrText xml:space="preserve"> PAGEREF _Toc188158711 \h </w:instrText>
+              <w:instrText xml:space="preserve"> PAGEREF _Toc188230903 \h </w:instrText>
             </w:r>
             <w:r>
               <w:rPr>
@@ -139,7 +139,7 @@
               <w14:ligatures w14:val="standardContextual"/>
             </w:rPr>
           </w:pPr>
-          <w:hyperlink w:anchor="_Toc188158712" w:history="1">
+          <w:hyperlink w:anchor="_Toc188230904" w:history="1">
             <w:r>
               <w:rPr>
                 <w:rStyle w:val="Hyperlink"/>
@@ -166,7 +166,7 @@
                 <w:noProof/>
                 <w:webHidden/>
               </w:rPr>
-              <w:instrText xml:space="preserve"> PAGEREF _Toc188158712 \h </w:instrText>
+              <w:instrText xml:space="preserve"> PAGEREF _Toc188230904 \h </w:instrText>
             </w:r>
             <w:r>
               <w:rPr>
@@ -211,7 +211,7 @@
               <w14:ligatures w14:val="standardContextual"/>
             </w:rPr>
           </w:pPr>
-          <w:hyperlink w:anchor="_Toc188158713" w:history="1">
+          <w:hyperlink w:anchor="_Toc188230905" w:history="1">
             <w:r>
               <w:rPr>
                 <w:rStyle w:val="Hyperlink"/>
@@ -238,7 +238,7 @@
                 <w:noProof/>
                 <w:webHidden/>
               </w:rPr>
-              <w:instrText xml:space="preserve"> PAGEREF _Toc188158713 \h </w:instrText>
+              <w:instrText xml:space="preserve"> PAGEREF _Toc188230905 \h </w:instrText>
             </w:r>
             <w:r>
               <w:rPr>
@@ -283,7 +283,7 @@
               <w14:ligatures w14:val="standardContextual"/>
             </w:rPr>
           </w:pPr>
-          <w:hyperlink w:anchor="_Toc188158714" w:history="1">
+          <w:hyperlink w:anchor="_Toc188230906" w:history="1">
             <w:r>
               <w:rPr>
                 <w:rStyle w:val="Hyperlink"/>
@@ -310,7 +310,7 @@
                 <w:noProof/>
                 <w:webHidden/>
               </w:rPr>
-              <w:instrText xml:space="preserve"> PAGEREF _Toc188158714 \h </w:instrText>
+              <w:instrText xml:space="preserve"> PAGEREF _Toc188230906 \h </w:instrText>
             </w:r>
             <w:r>
               <w:rPr>
@@ -355,7 +355,7 @@
               <w14:ligatures w14:val="standardContextual"/>
             </w:rPr>
           </w:pPr>
-          <w:hyperlink w:anchor="_Toc188158715" w:history="1">
+          <w:hyperlink w:anchor="_Toc188230907" w:history="1">
             <w:r>
               <w:rPr>
                 <w:rStyle w:val="Hyperlink"/>
@@ -382,7 +382,7 @@
                 <w:noProof/>
                 <w:webHidden/>
               </w:rPr>
-              <w:instrText xml:space="preserve"> PAGEREF _Toc188158715 \h </w:instrText>
+              <w:instrText xml:space="preserve"> PAGEREF _Toc188230907 \h </w:instrText>
             </w:r>
             <w:r>
               <w:rPr>
@@ -427,7 +427,7 @@
               <w14:ligatures w14:val="standardContextual"/>
             </w:rPr>
           </w:pPr>
-          <w:hyperlink w:anchor="_Toc188158716" w:history="1">
+          <w:hyperlink w:anchor="_Toc188230908" w:history="1">
             <w:r>
               <w:rPr>
                 <w:rStyle w:val="Hyperlink"/>
@@ -454,7 +454,7 @@
                 <w:noProof/>
                 <w:webHidden/>
               </w:rPr>
-              <w:instrText xml:space="preserve"> PAGEREF _Toc188158716 \h </w:instrText>
+              <w:instrText xml:space="preserve"> PAGEREF _Toc188230908 \h </w:instrText>
             </w:r>
             <w:r>
               <w:rPr>
@@ -499,7 +499,7 @@
               <w14:ligatures w14:val="standardContextual"/>
             </w:rPr>
           </w:pPr>
-          <w:hyperlink w:anchor="_Toc188158717" w:history="1">
+          <w:hyperlink w:anchor="_Toc188230909" w:history="1">
             <w:r>
               <w:rPr>
                 <w:rStyle w:val="Hyperlink"/>
@@ -526,7 +526,7 @@
                 <w:noProof/>
                 <w:webHidden/>
               </w:rPr>
-              <w:instrText xml:space="preserve"> PAGEREF _Toc188158717 \h </w:instrText>
+              <w:instrText xml:space="preserve"> PAGEREF _Toc188230909 \h </w:instrText>
             </w:r>
             <w:r>
               <w:rPr>
@@ -571,7 +571,7 @@
               <w14:ligatures w14:val="standardContextual"/>
             </w:rPr>
           </w:pPr>
-          <w:hyperlink w:anchor="_Toc188158718" w:history="1">
+          <w:hyperlink w:anchor="_Toc188230910" w:history="1">
             <w:r>
               <w:rPr>
                 <w:rStyle w:val="Hyperlink"/>
@@ -598,7 +598,7 @@
                 <w:noProof/>
                 <w:webHidden/>
               </w:rPr>
-              <w:instrText xml:space="preserve"> PAGEREF _Toc188158718 \h </w:instrText>
+              <w:instrText xml:space="preserve"> PAGEREF _Toc188230910 \h </w:instrText>
             </w:r>
             <w:r>
               <w:rPr>
@@ -643,7 +643,7 @@
               <w14:ligatures w14:val="standardContextual"/>
             </w:rPr>
           </w:pPr>
-          <w:hyperlink w:anchor="_Toc188158719" w:history="1">
+          <w:hyperlink w:anchor="_Toc188230911" w:history="1">
             <w:r>
               <w:rPr>
                 <w:rStyle w:val="Hyperlink"/>
@@ -670,7 +670,7 @@
                 <w:noProof/>
                 <w:webHidden/>
               </w:rPr>
-              <w:instrText xml:space="preserve"> PAGEREF _Toc188158719 \h </w:instrText>
+              <w:instrText xml:space="preserve"> PAGEREF _Toc188230911 \h </w:instrText>
             </w:r>
             <w:r>
               <w:rPr>
@@ -717,7 +717,7 @@
       <w:pPr>
         <w:pStyle w:val="Heading1"/>
       </w:pPr>
-      <w:bookmarkStart w:id="1" w:name="_Toc188158712"/>
+      <w:bookmarkStart w:id="1" w:name="_Toc188230904"/>
       <w:r>
         <w:t>Problem Statement</w:t>
       </w:r>
@@ -753,7 +753,7 @@
       <w:pPr>
         <w:pStyle w:val="Heading1"/>
       </w:pPr>
-      <w:bookmarkStart w:id="2" w:name="_Toc188158713"/>
+      <w:bookmarkStart w:id="2" w:name="_Toc188230905"/>
       <w:r>
         <w:t>New Parts</w:t>
       </w:r>
@@ -769,7 +769,7 @@
       <w:r>
         <w:t xml:space="preserve"> with Buck Converter, use a </w:t>
       </w:r>
-      <w:hyperlink r:id="rId6" w:history="1">
+      <w:hyperlink r:id="rId8" w:history="1">
         <w:r>
           <w:rPr>
             <w:rStyle w:val="Hyperlink"/>
@@ -846,7 +846,7 @@
       </w:r>
     </w:p>
     <w:p>
-      <w:hyperlink r:id="rId7" w:history="1">
+      <w:hyperlink r:id="rId9" w:history="1">
         <w:r>
           <w:rPr>
             <w:rStyle w:val="Hyperlink"/>
@@ -859,6 +859,40 @@
       </w:r>
     </w:p>
     <w:p>
+      <w:hyperlink r:id="rId10" w:history="1">
+        <w:r>
+          <w:rPr>
+            <w:rStyle w:val="Hyperlink"/>
+          </w:rPr>
+          <w:t>Power distribution to motors</w:t>
+        </w:r>
+      </w:hyperlink>
+    </w:p>
+    <w:p>
+      <w:hyperlink r:id="rId11" w:history="1">
+        <w:proofErr w:type="spellStart"/>
+        <w:r>
+          <w:rPr>
+            <w:rStyle w:val="Hyperlink"/>
+          </w:rPr>
+          <w:t>Usb</w:t>
+        </w:r>
+        <w:proofErr w:type="spellEnd"/>
+        <w:r>
+          <w:rPr>
+            <w:rStyle w:val="Hyperlink"/>
+          </w:rPr>
+          <w:t xml:space="preserve"> c to bare wire for Pi 5</w:t>
+        </w:r>
+      </w:hyperlink>
+    </w:p>
+    <w:p>
+      <w:r>
+        <w:lastRenderedPageBreak/>
+        <w:t>Grove shield for Ic2 and other sensors</w:t>
+      </w:r>
+    </w:p>
+    <w:p>
       <w:r>
         <w:t xml:space="preserve">Use longer </w:t>
       </w:r>
@@ -888,7 +922,7 @@
       <w:r>
         <w:t xml:space="preserve">Control with this </w:t>
       </w:r>
-      <w:hyperlink r:id="rId8" w:history="1">
+      <w:hyperlink r:id="rId12" w:history="1">
         <w:r>
           <w:rPr>
             <w:rStyle w:val="Hyperlink"/>
@@ -910,9 +944,8 @@
       <w:pPr>
         <w:pStyle w:val="Heading1"/>
       </w:pPr>
-      <w:bookmarkStart w:id="3" w:name="_Toc188158714"/>
-      <w:r>
-        <w:lastRenderedPageBreak/>
+      <w:bookmarkStart w:id="3" w:name="_Toc188230906"/>
+      <w:r>
         <w:t>Basic Project</w:t>
       </w:r>
       <w:r>
@@ -957,7 +990,7 @@
       <w:r>
         <w:t>: This controller is powered by the RP2040 chip and supports four motors with encoders</w:t>
       </w:r>
-      <w:hyperlink r:id="rId9" w:history="1">
+      <w:hyperlink r:id="rId13" w:history="1">
         <w:r>
           <w:rPr>
             <w:rStyle w:val="Hyperlink"/>
@@ -1147,7 +1180,7 @@
       <w:r>
         <w:t>Connect your power supply to the Motor 2040. The controller supports a wide voltage range (2.7V to 10V) for motors and logic</w:t>
       </w:r>
-      <w:hyperlink r:id="rId10" w:history="1">
+      <w:hyperlink r:id="rId14" w:history="1">
         <w:r>
           <w:rPr>
             <w:rStyle w:val="Hyperlink"/>
@@ -1203,7 +1236,7 @@
       <w:r>
         <w:t xml:space="preserve"> GitHub page</w:t>
       </w:r>
-      <w:hyperlink r:id="rId11" w:history="1">
+      <w:hyperlink r:id="rId15" w:history="1">
         <w:r>
           <w:rPr>
             <w:rStyle w:val="Hyperlink"/>
@@ -1241,6 +1274,7 @@
         </w:numPr>
       </w:pPr>
       <w:r>
+        <w:lastRenderedPageBreak/>
         <w:t xml:space="preserve">Start by writing simple code to control the motors. For instance, you can write a script to make the motors move forward, backward, and stop. Here's a basic example in </w:t>
       </w:r>
       <w:proofErr w:type="spellStart"/>
@@ -1280,7 +1314,6 @@
               <w:pStyle w:val="Code"/>
             </w:pPr>
             <w:r>
-              <w:lastRenderedPageBreak/>
               <w:t>from motor import Motor2040</w:t>
             </w:r>
           </w:p>
@@ -1446,7 +1479,7 @@
       <w:r>
         <w:t xml:space="preserve">] </w:t>
       </w:r>
-      <w:hyperlink r:id="rId12" w:history="1">
+      <w:hyperlink r:id="rId16" w:history="1">
         <w:r>
           <w:rPr>
             <w:rStyle w:val="Hyperlink"/>
@@ -1467,7 +1500,7 @@
       <w:pPr>
         <w:pStyle w:val="Heading1"/>
       </w:pPr>
-      <w:bookmarkStart w:id="4" w:name="_Toc188158715"/>
+      <w:bookmarkStart w:id="4" w:name="_Toc188230907"/>
       <w:r>
         <w:t>U</w:t>
       </w:r>
@@ -1547,6 +1580,7 @@
           <w:b/>
           <w:bCs/>
         </w:rPr>
+        <w:lastRenderedPageBreak/>
         <w:t>Steps to Implement PID Control</w:t>
       </w:r>
     </w:p>
@@ -1606,7 +1640,6 @@
         </w:numPr>
       </w:pPr>
       <w:r>
-        <w:lastRenderedPageBreak/>
         <w:t>( u(t) ) is the control output.</w:t>
       </w:r>
     </w:p>
@@ -2209,7 +2242,7 @@
       <w:r>
         <w:t xml:space="preserve"> ) parameters is crucial for optimal performance. You can start with the Ziegler-Nichols method or trial and error to find the best values for your system</w:t>
       </w:r>
-      <w:hyperlink r:id="rId13" w:history="1">
+      <w:hyperlink r:id="rId17" w:history="1">
         <w:r>
           <w:rPr>
             <w:rStyle w:val="Hyperlink"/>
@@ -2217,7 +2250,7 @@
           <w:t>[1]</w:t>
         </w:r>
       </w:hyperlink>
-      <w:hyperlink r:id="rId14" w:history="1">
+      <w:hyperlink r:id="rId18" w:history="1">
         <w:r>
           <w:rPr>
             <w:rStyle w:val="Hyperlink"/>
@@ -2253,7 +2286,7 @@
       <w:r>
         <w:t xml:space="preserve">[1] </w:t>
       </w:r>
-      <w:hyperlink r:id="rId15" w:history="1">
+      <w:hyperlink r:id="rId19" w:history="1">
         <w:r>
           <w:rPr>
             <w:rStyle w:val="Hyperlink"/>
@@ -2266,7 +2299,7 @@
       <w:r>
         <w:t xml:space="preserve">[2] </w:t>
       </w:r>
-      <w:hyperlink r:id="rId16" w:history="1">
+      <w:hyperlink r:id="rId20" w:history="1">
         <w:r>
           <w:rPr>
             <w:rStyle w:val="Hyperlink"/>
@@ -2279,7 +2312,7 @@
       <w:pPr>
         <w:pStyle w:val="Heading1"/>
       </w:pPr>
-      <w:bookmarkStart w:id="5" w:name="_Toc188158716"/>
+      <w:bookmarkStart w:id="5" w:name="_Toc188230908"/>
       <w:r>
         <w:lastRenderedPageBreak/>
         <w:t>Steps to Implement PID Control in Your Project</w:t>
@@ -3065,7 +3098,7 @@
       <w:pPr>
         <w:pStyle w:val="Heading1"/>
       </w:pPr>
-      <w:bookmarkStart w:id="6" w:name="_Toc188158717"/>
+      <w:bookmarkStart w:id="6" w:name="_Toc188230909"/>
       <w:r>
         <w:t>Two Motor Controllers 3 Motors</w:t>
       </w:r>
@@ -3726,7 +3759,7 @@
       <w:pPr>
         <w:pStyle w:val="Heading1"/>
       </w:pPr>
-      <w:bookmarkStart w:id="7" w:name="_Toc188158718"/>
+      <w:bookmarkStart w:id="7" w:name="_Toc188230910"/>
       <w:r>
         <w:t>Connect two Motor 2040 Controllers to Raspberry Pi</w:t>
       </w:r>
@@ -4449,7 +4482,7 @@
       <w:pPr>
         <w:pStyle w:val="Heading1"/>
       </w:pPr>
-      <w:bookmarkStart w:id="8" w:name="_Toc188158719"/>
+      <w:bookmarkStart w:id="8" w:name="_Toc188230911"/>
       <w:r>
         <w:lastRenderedPageBreak/>
         <w:t xml:space="preserve">Implement a </w:t>
@@ -5288,7 +5321,7 @@
       <w:r>
         <w:t>: Proper placement and alignment of encoders are crucial for accurate feedback</w:t>
       </w:r>
-      <w:hyperlink r:id="rId17" w:history="1">
+      <w:hyperlink r:id="rId21" w:history="1">
         <w:r>
           <w:rPr>
             <w:rStyle w:val="Hyperlink"/>
@@ -5317,7 +5350,7 @@
       <w:r>
         <w:t>: Ensure that the encoder signals are clean and free from noise to maintain precise control</w:t>
       </w:r>
-      <w:hyperlink r:id="rId18" w:history="1">
+      <w:hyperlink r:id="rId22" w:history="1">
         <w:r>
           <w:rPr>
             <w:rStyle w:val="Hyperlink"/>
@@ -5348,7 +5381,7 @@
       <w:r>
         <w:t xml:space="preserve">[1] </w:t>
       </w:r>
-      <w:hyperlink r:id="rId19" w:history="1">
+      <w:hyperlink r:id="rId23" w:history="1">
         <w:r>
           <w:rPr>
             <w:rStyle w:val="Hyperlink"/>
@@ -5361,7 +5394,7 @@
       <w:r>
         <w:t xml:space="preserve">[2] </w:t>
       </w:r>
-      <w:hyperlink r:id="rId20" w:history="1">
+      <w:hyperlink r:id="rId24" w:history="1">
         <w:r>
           <w:rPr>
             <w:rStyle w:val="Hyperlink"/>
@@ -5372,6 +5405,7 @@
     </w:p>
     <w:p/>
     <w:sectPr>
+      <w:footerReference w:type="default" r:id="rId25"/>
       <w:pgSz w:w="12240" w:h="15840"/>
       <w:pgMar w:top="1440" w:right="1440" w:bottom="1440" w:left="1440" w:header="720" w:footer="720" w:gutter="0"/>
       <w:cols w:space="720"/>
@@ -5379,6 +5413,131 @@
     </w:sectPr>
   </w:body>
 </w:document>
+</file>
+
+<file path=word/endnotes.xml><?xml version="1.0" encoding="utf-8"?>
+<w:endnotes xmlns:wpc="http://schemas.microsoft.com/office/word/2010/wordprocessingCanvas" xmlns:cx="http://schemas.microsoft.com/office/drawing/2014/chartex" xmlns:cx1="http://schemas.microsoft.com/office/drawing/2015/9/8/chartex" xmlns:cx2="http://schemas.microsoft.com/office/drawing/2015/10/21/chartex" xmlns:cx3="http://schemas.microsoft.com/office/drawing/2016/5/9/chartex" xmlns:cx4="http://schemas.microsoft.com/office/drawing/2016/5/10/chartex" xmlns:cx5="http://schemas.microsoft.com/office/drawing/2016/5/11/chartex" xmlns:cx6="http://schemas.microsoft.com/office/drawing/2016/5/12/chartex" xmlns:cx7="http://schemas.microsoft.com/office/drawing/2016/5/13/chartex" xmlns:cx8="http://schemas.microsoft.com/office/drawing/2016/5/14/chartex" xmlns:mc="http://schemas.openxmlformats.org/markup-compatibility/2006" xmlns:aink="http://schemas.microsoft.com/office/drawing/2016/ink" xmlns:am3d="http://schemas.microsoft.com/office/drawing/2017/model3d" xmlns:o="urn:schemas-microsoft-com:office:office" xmlns:oel="http://schemas.microsoft.com/office/2019/extlst" xmlns:r="http://schemas.openxmlformats.org/officeDocument/2006/relationships" xmlns:m="http://schemas.openxmlformats.org/officeDocument/2006/math" xmlns:v="urn:schemas-microsoft-com:vml" xmlns:wp14="http://schemas.microsoft.com/office/word/2010/wordprocessingDrawing" xmlns:wp="http://schemas.openxmlformats.org/drawingml/2006/wordprocessingDrawing" xmlns:w10="urn:schemas-microsoft-com:office:word" xmlns:w="http://schemas.openxmlformats.org/wordprocessingml/2006/main" xmlns:w14="http://schemas.microsoft.com/office/word/2010/wordml" xmlns:w15="http://schemas.microsoft.com/office/word/2012/wordml" xmlns:w16cex="http://schemas.microsoft.com/office/word/2018/wordml/cex" xmlns:w16cid="http://schemas.microsoft.com/office/word/2016/wordml/cid" xmlns:w16="http://schemas.microsoft.com/office/word/2018/wordml" xmlns:w16du="http://schemas.microsoft.com/office/word/2023/wordml/word16du" xmlns:w16sdtdh="http://schemas.microsoft.com/office/word/2020/wordml/sdtdatahash" xmlns:w16sdtfl="http://schemas.microsoft.com/office/word/2024/wordml/sdtformatlock" xmlns:w16se="http://schemas.microsoft.com/office/word/2015/wordml/symex" xmlns:wpg="http://schemas.microsoft.com/office/word/2010/wordprocessingGroup" xmlns:wpi="http://schemas.microsoft.com/office/word/2010/wordprocessingInk" xmlns:wne="http://schemas.microsoft.com/office/word/2006/wordml" xmlns:wps="http://schemas.microsoft.com/office/word/2010/wordprocessingShape" mc:Ignorable="w14 w15 w16se w16cid w16 w16cex w16sdtdh w16sdtfl w16du wp14">
+  <w:endnote w:type="separator" w:id="-1">
+    <w:p>
+      <w:pPr>
+        <w:spacing w:before="0" w:after="0" w:line="240" w:lineRule="auto"/>
+      </w:pPr>
+      <w:r>
+        <w:separator/>
+      </w:r>
+    </w:p>
+  </w:endnote>
+  <w:endnote w:type="continuationSeparator" w:id="0">
+    <w:p>
+      <w:pPr>
+        <w:spacing w:before="0" w:after="0" w:line="240" w:lineRule="auto"/>
+      </w:pPr>
+      <w:r>
+        <w:continuationSeparator/>
+      </w:r>
+    </w:p>
+  </w:endnote>
+</w:endnotes>
+</file>
+
+<file path=word/footer1.xml><?xml version="1.0" encoding="utf-8"?>
+<w:ftr xmlns:wpc="http://schemas.microsoft.com/office/word/2010/wordprocessingCanvas" xmlns:cx="http://schemas.microsoft.com/office/drawing/2014/chartex" xmlns:cx1="http://schemas.microsoft.com/office/drawing/2015/9/8/chartex" xmlns:cx2="http://schemas.microsoft.com/office/drawing/2015/10/21/chartex" xmlns:cx3="http://schemas.microsoft.com/office/drawing/2016/5/9/chartex" xmlns:cx4="http://schemas.microsoft.com/office/drawing/2016/5/10/chartex" xmlns:cx5="http://schemas.microsoft.com/office/drawing/2016/5/11/chartex" xmlns:cx6="http://schemas.microsoft.com/office/drawing/2016/5/12/chartex" xmlns:cx7="http://schemas.microsoft.com/office/drawing/2016/5/13/chartex" xmlns:cx8="http://schemas.microsoft.com/office/drawing/2016/5/14/chartex" xmlns:mc="http://schemas.openxmlformats.org/markup-compatibility/2006" xmlns:aink="http://schemas.microsoft.com/office/drawing/2016/ink" xmlns:am3d="http://schemas.microsoft.com/office/drawing/2017/model3d" xmlns:o="urn:schemas-microsoft-com:office:office" xmlns:oel="http://schemas.microsoft.com/office/2019/extlst" xmlns:r="http://schemas.openxmlformats.org/officeDocument/2006/relationships" xmlns:m="http://schemas.openxmlformats.org/officeDocument/2006/math" xmlns:v="urn:schemas-microsoft-com:vml" xmlns:wp14="http://schemas.microsoft.com/office/word/2010/wordprocessingDrawing" xmlns:wp="http://schemas.openxmlformats.org/drawingml/2006/wordprocessingDrawing" xmlns:w10="urn:schemas-microsoft-com:office:word" xmlns:w="http://schemas.openxmlformats.org/wordprocessingml/2006/main" xmlns:w14="http://schemas.microsoft.com/office/word/2010/wordml" xmlns:w15="http://schemas.microsoft.com/office/word/2012/wordml" xmlns:w16cex="http://schemas.microsoft.com/office/word/2018/wordml/cex" xmlns:w16cid="http://schemas.microsoft.com/office/word/2016/wordml/cid" xmlns:w16="http://schemas.microsoft.com/office/word/2018/wordml" xmlns:w16du="http://schemas.microsoft.com/office/word/2023/wordml/word16du" xmlns:w16sdtdh="http://schemas.microsoft.com/office/word/2020/wordml/sdtdatahash" xmlns:w16sdtfl="http://schemas.microsoft.com/office/word/2024/wordml/sdtformatlock" xmlns:w16se="http://schemas.microsoft.com/office/word/2015/wordml/symex" xmlns:wpg="http://schemas.microsoft.com/office/word/2010/wordprocessingGroup" xmlns:wpi="http://schemas.microsoft.com/office/word/2010/wordprocessingInk" xmlns:wne="http://schemas.microsoft.com/office/word/2006/wordml" xmlns:wps="http://schemas.microsoft.com/office/word/2010/wordprocessingShape" mc:Ignorable="w14 w15 w16se w16cid w16 w16cex w16sdtdh w16sdtfl w16du wp14">
+  <w:p>
+    <w:pPr>
+      <w:pStyle w:val="Footer"/>
+      <w:tabs>
+        <w:tab w:val="right" w:pos="10080"/>
+      </w:tabs>
+    </w:pPr>
+    <w:r>
+      <w:tab/>
+      <w:t xml:space="preserve">Page </w:t>
+    </w:r>
+    <w:r>
+      <w:fldChar w:fldCharType="begin"/>
+    </w:r>
+    <w:r>
+      <w:instrText xml:space="preserve"> PAGE </w:instrText>
+    </w:r>
+    <w:r>
+      <w:fldChar w:fldCharType="separate"/>
+    </w:r>
+    <w:r>
+      <w:t>1</w:t>
+    </w:r>
+    <w:r>
+      <w:fldChar w:fldCharType="end"/>
+    </w:r>
+    <w:r>
+      <w:t xml:space="preserve"> of </w:t>
+    </w:r>
+    <w:r>
+      <w:fldChar w:fldCharType="begin"/>
+    </w:r>
+    <w:r>
+      <w:instrText xml:space="preserve"> NUMPAGES </w:instrText>
+    </w:r>
+    <w:r>
+      <w:fldChar w:fldCharType="separate"/>
+    </w:r>
+    <w:r>
+      <w:t>10</w:t>
+    </w:r>
+    <w:r>
+      <w:rPr>
+        <w:noProof/>
+      </w:rPr>
+      <w:fldChar w:fldCharType="end"/>
+    </w:r>
+    <w:r>
+      <w:tab/>
+      <w:t xml:space="preserve">Revised: </w:t>
+    </w:r>
+    <w:r>
+      <w:fldChar w:fldCharType="begin"/>
+    </w:r>
+    <w:r>
+      <w:instrText xml:space="preserve"> SAVEDATE \@ "M/d/yyyy" \* MERGEFORMAT </w:instrText>
+    </w:r>
+    <w:r>
+      <w:fldChar w:fldCharType="separate"/>
+    </w:r>
+    <w:r>
+      <w:rPr>
+        <w:noProof/>
+      </w:rPr>
+      <w:t>1/20/2025</w:t>
+    </w:r>
+    <w:r>
+      <w:fldChar w:fldCharType="end"/>
+    </w:r>
+  </w:p>
+</w:ftr>
+</file>
+
+<file path=word/footnotes.xml><?xml version="1.0" encoding="utf-8"?>
+<w:footnotes xmlns:wpc="http://schemas.microsoft.com/office/word/2010/wordprocessingCanvas" xmlns:cx="http://schemas.microsoft.com/office/drawing/2014/chartex" xmlns:cx1="http://schemas.microsoft.com/office/drawing/2015/9/8/chartex" xmlns:cx2="http://schemas.microsoft.com/office/drawing/2015/10/21/chartex" xmlns:cx3="http://schemas.microsoft.com/office/drawing/2016/5/9/chartex" xmlns:cx4="http://schemas.microsoft.com/office/drawing/2016/5/10/chartex" xmlns:cx5="http://schemas.microsoft.com/office/drawing/2016/5/11/chartex" xmlns:cx6="http://schemas.microsoft.com/office/drawing/2016/5/12/chartex" xmlns:cx7="http://schemas.microsoft.com/office/drawing/2016/5/13/chartex" xmlns:cx8="http://schemas.microsoft.com/office/drawing/2016/5/14/chartex" xmlns:mc="http://schemas.openxmlformats.org/markup-compatibility/2006" xmlns:aink="http://schemas.microsoft.com/office/drawing/2016/ink" xmlns:am3d="http://schemas.microsoft.com/office/drawing/2017/model3d" xmlns:o="urn:schemas-microsoft-com:office:office" xmlns:oel="http://schemas.microsoft.com/office/2019/extlst" xmlns:r="http://schemas.openxmlformats.org/officeDocument/2006/relationships" xmlns:m="http://schemas.openxmlformats.org/officeDocument/2006/math" xmlns:v="urn:schemas-microsoft-com:vml" xmlns:wp14="http://schemas.microsoft.com/office/word/2010/wordprocessingDrawing" xmlns:wp="http://schemas.openxmlformats.org/drawingml/2006/wordprocessingDrawing" xmlns:w10="urn:schemas-microsoft-com:office:word" xmlns:w="http://schemas.openxmlformats.org/wordprocessingml/2006/main" xmlns:w14="http://schemas.microsoft.com/office/word/2010/wordml" xmlns:w15="http://schemas.microsoft.com/office/word/2012/wordml" xmlns:w16cex="http://schemas.microsoft.com/office/word/2018/wordml/cex" xmlns:w16cid="http://schemas.microsoft.com/office/word/2016/wordml/cid" xmlns:w16="http://schemas.microsoft.com/office/word/2018/wordml" xmlns:w16du="http://schemas.microsoft.com/office/word/2023/wordml/word16du" xmlns:w16sdtdh="http://schemas.microsoft.com/office/word/2020/wordml/sdtdatahash" xmlns:w16sdtfl="http://schemas.microsoft.com/office/word/2024/wordml/sdtformatlock" xmlns:w16se="http://schemas.microsoft.com/office/word/2015/wordml/symex" xmlns:wpg="http://schemas.microsoft.com/office/word/2010/wordprocessingGroup" xmlns:wpi="http://schemas.microsoft.com/office/word/2010/wordprocessingInk" xmlns:wne="http://schemas.microsoft.com/office/word/2006/wordml" xmlns:wps="http://schemas.microsoft.com/office/word/2010/wordprocessingShape" mc:Ignorable="w14 w15 w16se w16cid w16 w16cex w16sdtdh w16sdtfl w16du wp14">
+  <w:footnote w:type="separator" w:id="-1">
+    <w:p>
+      <w:pPr>
+        <w:spacing w:before="0" w:after="0" w:line="240" w:lineRule="auto"/>
+      </w:pPr>
+      <w:r>
+        <w:separator/>
+      </w:r>
+    </w:p>
+  </w:footnote>
+  <w:footnote w:type="continuationSeparator" w:id="0">
+    <w:p>
+      <w:pPr>
+        <w:spacing w:before="0" w:after="0" w:line="240" w:lineRule="auto"/>
+      </w:pPr>
+      <w:r>
+        <w:continuationSeparator/>
+      </w:r>
+    </w:p>
+  </w:footnote>
+</w:footnotes>
 </file>
 
 <file path=word/numbering.xml><?xml version="1.0" encoding="utf-8"?>
@@ -8236,7 +8395,7 @@
   <w:style w:type="paragraph" w:default="1" w:styleId="Normal">
     <w:name w:val="Normal"/>
     <w:qFormat/>
-    <w:rsid w:val="009B1BF9"/>
+    <w:rsid w:val="0011055F"/>
     <w:pPr>
       <w:spacing w:before="160" w:after="80" w:line="336" w:lineRule="auto"/>
     </w:pPr>
@@ -8254,7 +8413,7 @@
     <w:next w:val="Normal"/>
     <w:link w:val="Heading1Char"/>
     <w:qFormat/>
-    <w:rsid w:val="009B1BF9"/>
+    <w:rsid w:val="0011055F"/>
     <w:pPr>
       <w:keepNext/>
       <w:spacing w:before="400" w:after="200" w:line="240" w:lineRule="auto"/>
@@ -8274,7 +8433,7 @@
     <w:next w:val="Normal"/>
     <w:link w:val="Heading2Char"/>
     <w:qFormat/>
-    <w:rsid w:val="009B1BF9"/>
+    <w:rsid w:val="0011055F"/>
     <w:pPr>
       <w:keepNext/>
       <w:pBdr>
@@ -8298,7 +8457,7 @@
     <w:next w:val="Normal"/>
     <w:link w:val="Heading3Char"/>
     <w:qFormat/>
-    <w:rsid w:val="009B1BF9"/>
+    <w:rsid w:val="0011055F"/>
     <w:pPr>
       <w:keepNext/>
       <w:autoSpaceDE w:val="0"/>
@@ -8451,7 +8610,7 @@
     <w:uiPriority w:val="1"/>
     <w:semiHidden/>
     <w:unhideWhenUsed/>
-    <w:rsid w:val="009B1BF9"/>
+    <w:rsid w:val="0011055F"/>
   </w:style>
   <w:style w:type="table" w:default="1" w:styleId="TableNormal">
     <w:name w:val="Normal Table"/>
@@ -8473,7 +8632,7 @@
     <w:uiPriority w:val="99"/>
     <w:semiHidden/>
     <w:unhideWhenUsed/>
-    <w:rsid w:val="009B1BF9"/>
+    <w:rsid w:val="0011055F"/>
   </w:style>
   <w:style w:type="character" w:customStyle="1" w:styleId="Heading1Char">
     <w:name w:val="Heading 1 Char"/>
@@ -8700,7 +8859,7 @@
     <w:basedOn w:val="Normal"/>
     <w:uiPriority w:val="34"/>
     <w:qFormat/>
-    <w:rsid w:val="009B1BF9"/>
+    <w:rsid w:val="0011055F"/>
     <w:pPr>
       <w:ind w:left="720"/>
     </w:pPr>
@@ -8769,7 +8928,7 @@
   <w:style w:type="character" w:styleId="Hyperlink">
     <w:name w:val="Hyperlink"/>
     <w:uiPriority w:val="99"/>
-    <w:rsid w:val="009B1BF9"/>
+    <w:rsid w:val="0011055F"/>
     <w:rPr>
       <w:color w:val="0000FF"/>
       <w:u w:val="single"/>
@@ -8791,7 +8950,7 @@
     <w:name w:val="footer"/>
     <w:basedOn w:val="Normal"/>
     <w:link w:val="FooterChar"/>
-    <w:rsid w:val="009B1BF9"/>
+    <w:rsid w:val="0011055F"/>
     <w:pPr>
       <w:pBdr>
         <w:top w:val="single" w:sz="4" w:space="1" w:color="auto"/>
@@ -8823,7 +8982,7 @@
     <w:name w:val="header"/>
     <w:basedOn w:val="Normal"/>
     <w:link w:val="HeaderChar"/>
-    <w:rsid w:val="009B1BF9"/>
+    <w:rsid w:val="0011055F"/>
     <w:pPr>
       <w:tabs>
         <w:tab w:val="left" w:pos="5040"/>
@@ -8850,7 +9009,7 @@
   <w:style w:type="paragraph" w:customStyle="1" w:styleId="Outlinenumbering">
     <w:name w:val="Outline numbering"/>
     <w:basedOn w:val="Normal"/>
-    <w:rsid w:val="009B1BF9"/>
+    <w:rsid w:val="0011055F"/>
     <w:pPr>
       <w:numPr>
         <w:numId w:val="1"/>
@@ -8868,7 +9027,7 @@
   <w:style w:type="paragraph" w:customStyle="1" w:styleId="NumberedHeading2">
     <w:name w:val="Numbered Heading 2"/>
     <w:basedOn w:val="Normal"/>
-    <w:rsid w:val="009B1BF9"/>
+    <w:rsid w:val="0011055F"/>
     <w:pPr>
       <w:numPr>
         <w:numId w:val="2"/>
@@ -8878,11 +9037,11 @@
   <w:style w:type="character" w:styleId="PageNumber">
     <w:name w:val="page number"/>
     <w:basedOn w:val="DefaultParagraphFont"/>
-    <w:rsid w:val="009B1BF9"/>
+    <w:rsid w:val="0011055F"/>
   </w:style>
   <w:style w:type="character" w:styleId="FollowedHyperlink">
     <w:name w:val="FollowedHyperlink"/>
-    <w:rsid w:val="009B1BF9"/>
+    <w:rsid w:val="0011055F"/>
     <w:rPr>
       <w:color w:val="800080"/>
       <w:u w:val="single"/>
@@ -8895,7 +9054,7 @@
     <w:uiPriority w:val="39"/>
     <w:unhideWhenUsed/>
     <w:qFormat/>
-    <w:rsid w:val="009B1BF9"/>
+    <w:rsid w:val="0011055F"/>
     <w:pPr>
       <w:keepLines/>
       <w:spacing w:after="0" w:line="259" w:lineRule="auto"/>
@@ -8912,7 +9071,7 @@
     <w:name w:val="Code"/>
     <w:basedOn w:val="Normal"/>
     <w:qFormat/>
-    <w:rsid w:val="009B1BF9"/>
+    <w:rsid w:val="0011055F"/>
     <w:pPr>
       <w:spacing w:before="80" w:line="240" w:lineRule="auto"/>
     </w:pPr>
@@ -8927,7 +9086,7 @@
     <w:autoRedefine/>
     <w:uiPriority w:val="39"/>
     <w:unhideWhenUsed/>
-    <w:rsid w:val="009B1BF9"/>
+    <w:rsid w:val="0011055F"/>
     <w:pPr>
       <w:spacing w:after="100" w:line="240" w:lineRule="auto"/>
     </w:pPr>
@@ -8939,7 +9098,7 @@
     <w:autoRedefine/>
     <w:uiPriority w:val="39"/>
     <w:unhideWhenUsed/>
-    <w:rsid w:val="009B1BF9"/>
+    <w:rsid w:val="0011055F"/>
     <w:pPr>
       <w:spacing w:after="100" w:line="240" w:lineRule="auto"/>
       <w:ind w:left="202"/>
@@ -8953,7 +9112,7 @@
     <w:uiPriority w:val="39"/>
     <w:semiHidden/>
     <w:unhideWhenUsed/>
-    <w:rsid w:val="009B1BF9"/>
+    <w:rsid w:val="0011055F"/>
     <w:pPr>
       <w:spacing w:after="100" w:line="240" w:lineRule="auto"/>
       <w:ind w:left="403"/>

--- a/Mars_Rover/Mars_Rover_New_Electronics_Plan.docx
+++ b/Mars_Rover/Mars_Rover_New_Electronics_Plan.docx
@@ -6,7 +6,7 @@
       <w:pPr>
         <w:pStyle w:val="Heading1"/>
       </w:pPr>
-      <w:bookmarkStart w:id="0" w:name="_Toc188230903"/>
+      <w:bookmarkStart w:id="0" w:name="_Toc188249399"/>
       <w:r>
         <w:t>Electronics</w:t>
       </w:r>
@@ -67,7 +67,7 @@
           <w:r>
             <w:fldChar w:fldCharType="separate"/>
           </w:r>
-          <w:hyperlink w:anchor="_Toc188230903" w:history="1">
+          <w:hyperlink w:anchor="_Toc188249399" w:history="1">
             <w:r>
               <w:rPr>
                 <w:rStyle w:val="Hyperlink"/>
@@ -94,7 +94,7 @@
                 <w:noProof/>
                 <w:webHidden/>
               </w:rPr>
-              <w:instrText xml:space="preserve"> PAGEREF _Toc188230903 \h </w:instrText>
+              <w:instrText xml:space="preserve"> PAGEREF _Toc188249399 \h </w:instrText>
             </w:r>
             <w:r>
               <w:rPr>
@@ -139,7 +139,7 @@
               <w14:ligatures w14:val="standardContextual"/>
             </w:rPr>
           </w:pPr>
-          <w:hyperlink w:anchor="_Toc188230904" w:history="1">
+          <w:hyperlink w:anchor="_Toc188249400" w:history="1">
             <w:r>
               <w:rPr>
                 <w:rStyle w:val="Hyperlink"/>
@@ -166,7 +166,7 @@
                 <w:noProof/>
                 <w:webHidden/>
               </w:rPr>
-              <w:instrText xml:space="preserve"> PAGEREF _Toc188230904 \h </w:instrText>
+              <w:instrText xml:space="preserve"> PAGEREF _Toc188249400 \h </w:instrText>
             </w:r>
             <w:r>
               <w:rPr>
@@ -211,13 +211,13 @@
               <w14:ligatures w14:val="standardContextual"/>
             </w:rPr>
           </w:pPr>
-          <w:hyperlink w:anchor="_Toc188230905" w:history="1">
+          <w:hyperlink w:anchor="_Toc188249401" w:history="1">
             <w:r>
               <w:rPr>
                 <w:rStyle w:val="Hyperlink"/>
                 <w:noProof/>
               </w:rPr>
-              <w:t>New Parts</w:t>
+              <w:t>Parts</w:t>
             </w:r>
             <w:r>
               <w:rPr>
@@ -238,7 +238,7 @@
                 <w:noProof/>
                 <w:webHidden/>
               </w:rPr>
-              <w:instrText xml:space="preserve"> PAGEREF _Toc188230905 \h </w:instrText>
+              <w:instrText xml:space="preserve"> PAGEREF _Toc188249401 \h </w:instrText>
             </w:r>
             <w:r>
               <w:rPr>
@@ -283,7 +283,7 @@
               <w14:ligatures w14:val="standardContextual"/>
             </w:rPr>
           </w:pPr>
-          <w:hyperlink w:anchor="_Toc188230906" w:history="1">
+          <w:hyperlink w:anchor="_Toc188249402" w:history="1">
             <w:r>
               <w:rPr>
                 <w:rStyle w:val="Hyperlink"/>
@@ -310,7 +310,7 @@
                 <w:noProof/>
                 <w:webHidden/>
               </w:rPr>
-              <w:instrText xml:space="preserve"> PAGEREF _Toc188230906 \h </w:instrText>
+              <w:instrText xml:space="preserve"> PAGEREF _Toc188249402 \h </w:instrText>
             </w:r>
             <w:r>
               <w:rPr>
@@ -355,7 +355,7 @@
               <w14:ligatures w14:val="standardContextual"/>
             </w:rPr>
           </w:pPr>
-          <w:hyperlink w:anchor="_Toc188230907" w:history="1">
+          <w:hyperlink w:anchor="_Toc188249403" w:history="1">
             <w:r>
               <w:rPr>
                 <w:rStyle w:val="Hyperlink"/>
@@ -382,7 +382,7 @@
                 <w:noProof/>
                 <w:webHidden/>
               </w:rPr>
-              <w:instrText xml:space="preserve"> PAGEREF _Toc188230907 \h </w:instrText>
+              <w:instrText xml:space="preserve"> PAGEREF _Toc188249403 \h </w:instrText>
             </w:r>
             <w:r>
               <w:rPr>
@@ -427,7 +427,7 @@
               <w14:ligatures w14:val="standardContextual"/>
             </w:rPr>
           </w:pPr>
-          <w:hyperlink w:anchor="_Toc188230908" w:history="1">
+          <w:hyperlink w:anchor="_Toc188249404" w:history="1">
             <w:r>
               <w:rPr>
                 <w:rStyle w:val="Hyperlink"/>
@@ -454,7 +454,7 @@
                 <w:noProof/>
                 <w:webHidden/>
               </w:rPr>
-              <w:instrText xml:space="preserve"> PAGEREF _Toc188230908 \h </w:instrText>
+              <w:instrText xml:space="preserve"> PAGEREF _Toc188249404 \h </w:instrText>
             </w:r>
             <w:r>
               <w:rPr>
@@ -499,7 +499,7 @@
               <w14:ligatures w14:val="standardContextual"/>
             </w:rPr>
           </w:pPr>
-          <w:hyperlink w:anchor="_Toc188230909" w:history="1">
+          <w:hyperlink w:anchor="_Toc188249405" w:history="1">
             <w:r>
               <w:rPr>
                 <w:rStyle w:val="Hyperlink"/>
@@ -526,7 +526,7 @@
                 <w:noProof/>
                 <w:webHidden/>
               </w:rPr>
-              <w:instrText xml:space="preserve"> PAGEREF _Toc188230909 \h </w:instrText>
+              <w:instrText xml:space="preserve"> PAGEREF _Toc188249405 \h </w:instrText>
             </w:r>
             <w:r>
               <w:rPr>
@@ -571,7 +571,7 @@
               <w14:ligatures w14:val="standardContextual"/>
             </w:rPr>
           </w:pPr>
-          <w:hyperlink w:anchor="_Toc188230910" w:history="1">
+          <w:hyperlink w:anchor="_Toc188249406" w:history="1">
             <w:r>
               <w:rPr>
                 <w:rStyle w:val="Hyperlink"/>
@@ -598,7 +598,7 @@
                 <w:noProof/>
                 <w:webHidden/>
               </w:rPr>
-              <w:instrText xml:space="preserve"> PAGEREF _Toc188230910 \h </w:instrText>
+              <w:instrText xml:space="preserve"> PAGEREF _Toc188249406 \h </w:instrText>
             </w:r>
             <w:r>
               <w:rPr>
@@ -643,7 +643,7 @@
               <w14:ligatures w14:val="standardContextual"/>
             </w:rPr>
           </w:pPr>
-          <w:hyperlink w:anchor="_Toc188230911" w:history="1">
+          <w:hyperlink w:anchor="_Toc188249407" w:history="1">
             <w:r>
               <w:rPr>
                 <w:rStyle w:val="Hyperlink"/>
@@ -670,7 +670,7 @@
                 <w:noProof/>
                 <w:webHidden/>
               </w:rPr>
-              <w:instrText xml:space="preserve"> PAGEREF _Toc188230911 \h </w:instrText>
+              <w:instrText xml:space="preserve"> PAGEREF _Toc188249407 \h </w:instrText>
             </w:r>
             <w:r>
               <w:rPr>
@@ -717,7 +717,7 @@
       <w:pPr>
         <w:pStyle w:val="Heading1"/>
       </w:pPr>
-      <w:bookmarkStart w:id="1" w:name="_Toc188230904"/>
+      <w:bookmarkStart w:id="1" w:name="_Toc188249400"/>
       <w:r>
         <w:t>Problem Statement</w:t>
       </w:r>
@@ -753,23 +753,55 @@
       <w:pPr>
         <w:pStyle w:val="Heading1"/>
       </w:pPr>
-      <w:bookmarkStart w:id="2" w:name="_Toc188230905"/>
-      <w:r>
-        <w:t>New Parts</w:t>
+      <w:bookmarkStart w:id="2" w:name="_Toc188249401"/>
+      <w:r>
+        <w:t>Parts</w:t>
       </w:r>
       <w:bookmarkEnd w:id="2"/>
     </w:p>
     <w:p>
       <w:r>
-        <w:t>Instead of 3s battery</w:t>
-      </w:r>
-      <w:r>
-        <w:t xml:space="preserve"> 11.4v</w:t>
-      </w:r>
-      <w:r>
-        <w:t xml:space="preserve"> with Buck Converter, use a </w:t>
+        <w:t>6</w:t>
+      </w:r>
+      <w:r>
+        <w:t xml:space="preserve"> </w:t>
+      </w:r>
+      <w:r>
+        <w:t xml:space="preserve">- </w:t>
       </w:r>
       <w:hyperlink r:id="rId8" w:history="1">
+        <w:r>
+          <w:rPr>
+            <w:rStyle w:val="Hyperlink"/>
+          </w:rPr>
+          <w:t>JGA25-370 motors 6v 130rpm</w:t>
+        </w:r>
+      </w:hyperlink>
+    </w:p>
+    <w:p>
+      <w:r>
+        <w:t xml:space="preserve">6 - </w:t>
+      </w:r>
+      <w:hyperlink r:id="rId9" w:history="1">
+        <w:r>
+          <w:rPr>
+            <w:rStyle w:val="Hyperlink"/>
+          </w:rPr>
+          <w:t>DS041MG 5KG</w:t>
+        </w:r>
+        <w:r>
+          <w:rPr>
+            <w:rStyle w:val="Hyperlink"/>
+          </w:rPr>
+          <w:t xml:space="preserve"> 180 Servos</w:t>
+        </w:r>
+      </w:hyperlink>
+    </w:p>
+    <w:p>
+      <w:r>
+        <w:t xml:space="preserve">1 - </w:t>
+      </w:r>
+      <w:hyperlink r:id="rId10" w:history="1">
         <w:r>
           <w:rPr>
             <w:rStyle w:val="Hyperlink"/>
@@ -780,86 +812,125 @@
           <w:rPr>
             <w:rStyle w:val="Hyperlink"/>
           </w:rPr>
-          <w:t>4v</w:t>
+          <w:t>4</w:t>
         </w:r>
-      </w:hyperlink>
-      <w:r>
-        <w:t xml:space="preserve"> battery.</w:t>
-      </w:r>
-    </w:p>
-    <w:p>
-      <w:r>
-        <w:t xml:space="preserve">Use Raspberry Pi </w:t>
-      </w:r>
-      <w:r>
-        <w:t xml:space="preserve">4 or 5 </w:t>
-      </w:r>
-      <w:r>
-        <w:t>for control of robot and PID.</w:t>
-      </w:r>
-      <w:r>
-        <w:t xml:space="preserve"> Will PID</w:t>
-      </w:r>
-      <w:r>
-        <w:t xml:space="preserve"> calculations</w:t>
-      </w:r>
-      <w:r>
-        <w:t xml:space="preserve"> be too much work? Do the Motor Controllers take some of the computation</w:t>
-      </w:r>
-      <w:r>
-        <w:t xml:space="preserve"> from the Pi?</w:t>
-      </w:r>
-    </w:p>
-    <w:p>
-      <w:r>
-        <w:t xml:space="preserve">2 - </w:t>
-      </w:r>
-      <w:r>
-        <w:t>Motor 2040 - Quad Motor Controller</w:t>
-      </w:r>
-      <w:r>
-        <w:t>s -</w:t>
-      </w:r>
-      <w:r>
-        <w:t xml:space="preserve"> $25</w:t>
-      </w:r>
-      <w:r>
-        <w:t>.</w:t>
-      </w:r>
-      <w:r>
-        <w:t xml:space="preserve"> Takes 5v input.</w:t>
-      </w:r>
-      <w:r>
-        <w:t xml:space="preserve"> It only has .5 amp output. </w:t>
-      </w:r>
-      <w:r>
-        <w:t xml:space="preserve">Motors take 1.8A stall. </w:t>
-      </w:r>
-      <w:r>
-        <w:t>Power motors directly from battery.</w:t>
-      </w:r>
-      <w:r>
-        <w:t xml:space="preserve"> Will need some sort of power distribution from battery to motors.</w:t>
-      </w:r>
-      <w:r>
-        <w:t xml:space="preserve"> </w:t>
-      </w:r>
-    </w:p>
-    <w:p>
-      <w:hyperlink r:id="rId9" w:history="1">
         <w:r>
           <w:rPr>
             <w:rStyle w:val="Hyperlink"/>
           </w:rPr>
-          <w:t>https://shop.pimoroni.com/products/motor-2040?variant=39884997853267</w:t>
+          <w:t xml:space="preserve">v </w:t>
+        </w:r>
+        <w:proofErr w:type="spellStart"/>
+        <w:r>
+          <w:rPr>
+            <w:rStyle w:val="Hyperlink"/>
+          </w:rPr>
+          <w:t>Lipo</w:t>
+        </w:r>
+        <w:proofErr w:type="spellEnd"/>
+        <w:r>
+          <w:rPr>
+            <w:rStyle w:val="Hyperlink"/>
+          </w:rPr>
+          <w:t xml:space="preserve"> Battery</w:t>
         </w:r>
       </w:hyperlink>
       <w:r>
         <w:t xml:space="preserve"> </w:t>
       </w:r>
-    </w:p>
-    <w:p>
-      <w:hyperlink r:id="rId10" w:history="1">
+      <w:r>
+        <w:t>Instead of 3s battery</w:t>
+      </w:r>
+      <w:r>
+        <w:t xml:space="preserve"> 11.4v</w:t>
+      </w:r>
+      <w:r>
+        <w:t xml:space="preserve"> with Buck Converter, use a </w:t>
+      </w:r>
+      <w:r>
+        <w:t xml:space="preserve">7.4 v </w:t>
+      </w:r>
+      <w:r>
+        <w:t>battery.</w:t>
+      </w:r>
+    </w:p>
+    <w:p>
+      <w:r>
+        <w:t xml:space="preserve">1 - </w:t>
+      </w:r>
+      <w:r>
+        <w:t xml:space="preserve">Use Raspberry Pi </w:t>
+      </w:r>
+      <w:r>
+        <w:t xml:space="preserve">5 </w:t>
+      </w:r>
+      <w:r>
+        <w:t>for control of robot and PID.</w:t>
+      </w:r>
+      <w:r>
+        <w:t xml:space="preserve"> Will PID</w:t>
+      </w:r>
+      <w:r>
+        <w:t xml:space="preserve"> calculations</w:t>
+      </w:r>
+      <w:r>
+        <w:t xml:space="preserve"> be too much work? Do the Motor Controllers take some of the computation</w:t>
+      </w:r>
+      <w:r>
+        <w:t xml:space="preserve"> from the Pi?</w:t>
+      </w:r>
+    </w:p>
+    <w:p>
+      <w:r>
+        <w:t xml:space="preserve">2 - </w:t>
+      </w:r>
+      <w:hyperlink r:id="rId11" w:history="1">
+        <w:r>
+          <w:rPr>
+            <w:rStyle w:val="Hyperlink"/>
+          </w:rPr>
+          <w:t>Motor 2040 - Quad Motor Controller</w:t>
+        </w:r>
+        <w:r>
+          <w:rPr>
+            <w:rStyle w:val="Hyperlink"/>
+          </w:rPr>
+          <w:t>s</w:t>
+        </w:r>
+      </w:hyperlink>
+      <w:r>
+        <w:t xml:space="preserve"> -</w:t>
+      </w:r>
+      <w:r>
+        <w:t xml:space="preserve"> $25</w:t>
+      </w:r>
+      <w:r>
+        <w:t>.</w:t>
+      </w:r>
+      <w:r>
+        <w:t xml:space="preserve"> Takes 5v input.</w:t>
+      </w:r>
+      <w:r>
+        <w:t xml:space="preserve"> It only has .5 amp output. </w:t>
+      </w:r>
+      <w:r>
+        <w:t xml:space="preserve">Motors take 1.8A stall. </w:t>
+      </w:r>
+      <w:r>
+        <w:t>Power motors directly from battery.</w:t>
+      </w:r>
+      <w:r>
+        <w:t xml:space="preserve"> Will need some sort of power distribution from battery to motors.</w:t>
+      </w:r>
+      <w:r>
+        <w:t xml:space="preserve"> </w:t>
+      </w:r>
+    </w:p>
+    <w:p>
+      <w:r>
+        <w:t xml:space="preserve">1 - </w:t>
+      </w:r>
+      <w:hyperlink r:id="rId12" w:history="1">
         <w:r>
           <w:rPr>
             <w:rStyle w:val="Hyperlink"/>
@@ -869,7 +940,11 @@
       </w:hyperlink>
     </w:p>
     <w:p>
-      <w:hyperlink r:id="rId11" w:history="1">
+      <w:r>
+        <w:lastRenderedPageBreak/>
+        <w:t xml:space="preserve">1 - </w:t>
+      </w:r>
+      <w:hyperlink r:id="rId13" w:history="1">
         <w:proofErr w:type="spellStart"/>
         <w:r>
           <w:rPr>
@@ -888,41 +963,9 @@
     </w:p>
     <w:p>
       <w:r>
-        <w:lastRenderedPageBreak/>
-        <w:t>Grove shield for Ic2 and other sensors</w:t>
-      </w:r>
-    </w:p>
-    <w:p>
-      <w:r>
-        <w:t xml:space="preserve">Use longer </w:t>
-      </w:r>
-      <w:r>
-        <w:t>6 Pin JST-SH Cable</w:t>
-      </w:r>
-      <w:r>
-        <w:t xml:space="preserve"> from motor to controller</w:t>
-      </w:r>
-      <w:r>
-        <w:t>s</w:t>
-      </w:r>
-      <w:r>
-        <w:t>.</w:t>
-      </w:r>
-    </w:p>
-    <w:p>
-      <w:r>
-        <w:t>Servos require 600 ma</w:t>
-      </w:r>
-      <w:r>
-        <w:t xml:space="preserve"> stall</w:t>
-      </w:r>
-      <w:r>
-        <w:t xml:space="preserve">. </w:t>
-      </w:r>
-      <w:r>
-        <w:t xml:space="preserve">Control with this </w:t>
-      </w:r>
-      <w:hyperlink r:id="rId12" w:history="1">
+        <w:t xml:space="preserve">1 - </w:t>
+      </w:r>
+      <w:hyperlink r:id="rId14" w:history="1">
         <w:r>
           <w:rPr>
             <w:rStyle w:val="Hyperlink"/>
@@ -931,20 +974,47 @@
         </w:r>
       </w:hyperlink>
       <w:r>
-        <w:t xml:space="preserve"> board from Pi with I2C</w:t>
+        <w:t xml:space="preserve"> servo control board Servos require 600 ma stall. Control with this </w:t>
+      </w:r>
+      <w:hyperlink r:id="rId15" w:history="1">
+        <w:r>
+          <w:rPr>
+            <w:rStyle w:val="Hyperlink"/>
+          </w:rPr>
+          <w:t>PCA9685</w:t>
+        </w:r>
+      </w:hyperlink>
+      <w:r>
+        <w:t xml:space="preserve"> board from Pi with I2C. Each pin can handle 2A.</w:t>
+      </w:r>
+    </w:p>
+    <w:p>
+      <w:r>
+        <w:t>Grove shield for Ic2 and other sensors</w:t>
+      </w:r>
+    </w:p>
+    <w:p>
+      <w:r>
+        <w:t xml:space="preserve">Use longer </w:t>
+      </w:r>
+      <w:r>
+        <w:t>6 Pin JST-SH Cable</w:t>
+      </w:r>
+      <w:r>
+        <w:t xml:space="preserve"> from motor to controller</w:t>
+      </w:r>
+      <w:r>
+        <w:t>s</w:t>
       </w:r>
       <w:r>
         <w:t>.</w:t>
       </w:r>
-      <w:r>
-        <w:t xml:space="preserve"> Each pin can handle 2A.</w:t>
-      </w:r>
     </w:p>
     <w:p>
       <w:pPr>
         <w:pStyle w:val="Heading1"/>
       </w:pPr>
-      <w:bookmarkStart w:id="3" w:name="_Toc188230906"/>
+      <w:bookmarkStart w:id="3" w:name="_Toc188249402"/>
       <w:r>
         <w:t>Basic Project</w:t>
       </w:r>
@@ -990,7 +1060,7 @@
       <w:r>
         <w:t>: This controller is powered by the RP2040 chip and supports four motors with encoders</w:t>
       </w:r>
-      <w:hyperlink r:id="rId13" w:history="1">
+      <w:hyperlink r:id="rId16" w:history="1">
         <w:r>
           <w:rPr>
             <w:rStyle w:val="Hyperlink"/>
@@ -1180,7 +1250,7 @@
       <w:r>
         <w:t>Connect your power supply to the Motor 2040. The controller supports a wide voltage range (2.7V to 10V) for motors and logic</w:t>
       </w:r>
-      <w:hyperlink r:id="rId14" w:history="1">
+      <w:hyperlink r:id="rId17" w:history="1">
         <w:r>
           <w:rPr>
             <w:rStyle w:val="Hyperlink"/>
@@ -1236,7 +1306,7 @@
       <w:r>
         <w:t xml:space="preserve"> GitHub page</w:t>
       </w:r>
-      <w:hyperlink r:id="rId15" w:history="1">
+      <w:hyperlink r:id="rId18" w:history="1">
         <w:r>
           <w:rPr>
             <w:rStyle w:val="Hyperlink"/>
@@ -1260,6 +1330,7 @@
           <w:b/>
           <w:bCs/>
         </w:rPr>
+        <w:lastRenderedPageBreak/>
         <w:t>Write Your Code</w:t>
       </w:r>
       <w:r>
@@ -1274,7 +1345,6 @@
         </w:numPr>
       </w:pPr>
       <w:r>
-        <w:lastRenderedPageBreak/>
         <w:t xml:space="preserve">Start by writing simple code to control the motors. For instance, you can write a script to make the motors move forward, backward, and stop. Here's a basic example in </w:t>
       </w:r>
       <w:proofErr w:type="spellStart"/>
@@ -1479,7 +1549,7 @@
       <w:r>
         <w:t xml:space="preserve">] </w:t>
       </w:r>
-      <w:hyperlink r:id="rId16" w:history="1">
+      <w:hyperlink r:id="rId19" w:history="1">
         <w:r>
           <w:rPr>
             <w:rStyle w:val="Hyperlink"/>
@@ -1500,7 +1570,7 @@
       <w:pPr>
         <w:pStyle w:val="Heading1"/>
       </w:pPr>
-      <w:bookmarkStart w:id="4" w:name="_Toc188230907"/>
+      <w:bookmarkStart w:id="4" w:name="_Toc188249403"/>
       <w:r>
         <w:t>U</w:t>
       </w:r>
@@ -1562,6 +1632,7 @@
           <w:b/>
           <w:bCs/>
         </w:rPr>
+        <w:lastRenderedPageBreak/>
         <w:t>Derivative (D)</w:t>
       </w:r>
       <w:r>
@@ -1580,7 +1651,6 @@
           <w:b/>
           <w:bCs/>
         </w:rPr>
-        <w:lastRenderedPageBreak/>
         <w:t>Steps to Implement PID Control</w:t>
       </w:r>
     </w:p>
@@ -2242,7 +2312,7 @@
       <w:r>
         <w:t xml:space="preserve"> ) parameters is crucial for optimal performance. You can start with the Ziegler-Nichols method or trial and error to find the best values for your system</w:t>
       </w:r>
-      <w:hyperlink r:id="rId17" w:history="1">
+      <w:hyperlink r:id="rId20" w:history="1">
         <w:r>
           <w:rPr>
             <w:rStyle w:val="Hyperlink"/>
@@ -2250,7 +2320,7 @@
           <w:t>[1]</w:t>
         </w:r>
       </w:hyperlink>
-      <w:hyperlink r:id="rId18" w:history="1">
+      <w:hyperlink r:id="rId21" w:history="1">
         <w:r>
           <w:rPr>
             <w:rStyle w:val="Hyperlink"/>
@@ -2286,7 +2356,7 @@
       <w:r>
         <w:t xml:space="preserve">[1] </w:t>
       </w:r>
-      <w:hyperlink r:id="rId19" w:history="1">
+      <w:hyperlink r:id="rId22" w:history="1">
         <w:r>
           <w:rPr>
             <w:rStyle w:val="Hyperlink"/>
@@ -2299,7 +2369,7 @@
       <w:r>
         <w:t xml:space="preserve">[2] </w:t>
       </w:r>
-      <w:hyperlink r:id="rId20" w:history="1">
+      <w:hyperlink r:id="rId23" w:history="1">
         <w:r>
           <w:rPr>
             <w:rStyle w:val="Hyperlink"/>
@@ -2312,7 +2382,7 @@
       <w:pPr>
         <w:pStyle w:val="Heading1"/>
       </w:pPr>
-      <w:bookmarkStart w:id="5" w:name="_Toc188230908"/>
+      <w:bookmarkStart w:id="5" w:name="_Toc188249404"/>
       <w:r>
         <w:lastRenderedPageBreak/>
         <w:t>Steps to Implement PID Control in Your Project</w:t>
@@ -3098,7 +3168,7 @@
       <w:pPr>
         <w:pStyle w:val="Heading1"/>
       </w:pPr>
-      <w:bookmarkStart w:id="6" w:name="_Toc188230909"/>
+      <w:bookmarkStart w:id="6" w:name="_Toc188249405"/>
       <w:r>
         <w:t>Two Motor Controllers 3 Motors</w:t>
       </w:r>
@@ -3759,7 +3829,7 @@
       <w:pPr>
         <w:pStyle w:val="Heading1"/>
       </w:pPr>
-      <w:bookmarkStart w:id="7" w:name="_Toc188230910"/>
+      <w:bookmarkStart w:id="7" w:name="_Toc188249406"/>
       <w:r>
         <w:t>Connect two Motor 2040 Controllers to Raspberry Pi</w:t>
       </w:r>
@@ -4482,7 +4552,7 @@
       <w:pPr>
         <w:pStyle w:val="Heading1"/>
       </w:pPr>
-      <w:bookmarkStart w:id="8" w:name="_Toc188230911"/>
+      <w:bookmarkStart w:id="8" w:name="_Toc188249407"/>
       <w:r>
         <w:lastRenderedPageBreak/>
         <w:t xml:space="preserve">Implement a </w:t>
@@ -5321,7 +5391,7 @@
       <w:r>
         <w:t>: Proper placement and alignment of encoders are crucial for accurate feedback</w:t>
       </w:r>
-      <w:hyperlink r:id="rId21" w:history="1">
+      <w:hyperlink r:id="rId24" w:history="1">
         <w:r>
           <w:rPr>
             <w:rStyle w:val="Hyperlink"/>
@@ -5350,7 +5420,7 @@
       <w:r>
         <w:t>: Ensure that the encoder signals are clean and free from noise to maintain precise control</w:t>
       </w:r>
-      <w:hyperlink r:id="rId22" w:history="1">
+      <w:hyperlink r:id="rId25" w:history="1">
         <w:r>
           <w:rPr>
             <w:rStyle w:val="Hyperlink"/>
@@ -5381,7 +5451,7 @@
       <w:r>
         <w:t xml:space="preserve">[1] </w:t>
       </w:r>
-      <w:hyperlink r:id="rId23" w:history="1">
+      <w:hyperlink r:id="rId26" w:history="1">
         <w:r>
           <w:rPr>
             <w:rStyle w:val="Hyperlink"/>
@@ -5394,7 +5464,7 @@
       <w:r>
         <w:t xml:space="preserve">[2] </w:t>
       </w:r>
-      <w:hyperlink r:id="rId24" w:history="1">
+      <w:hyperlink r:id="rId27" w:history="1">
         <w:r>
           <w:rPr>
             <w:rStyle w:val="Hyperlink"/>
@@ -5405,7 +5475,7 @@
     </w:p>
     <w:p/>
     <w:sectPr>
-      <w:footerReference w:type="default" r:id="rId25"/>
+      <w:footerReference w:type="default" r:id="rId28"/>
       <w:pgSz w:w="12240" w:h="15840"/>
       <w:pgMar w:top="1440" w:right="1440" w:bottom="1440" w:left="1440" w:header="720" w:footer="720" w:gutter="0"/>
       <w:cols w:space="720"/>
@@ -5471,24 +5541,11 @@
     <w:r>
       <w:t xml:space="preserve"> of </w:t>
     </w:r>
-    <w:r>
-      <w:fldChar w:fldCharType="begin"/>
-    </w:r>
-    <w:r>
-      <w:instrText xml:space="preserve"> NUMPAGES </w:instrText>
-    </w:r>
-    <w:r>
-      <w:fldChar w:fldCharType="separate"/>
-    </w:r>
-    <w:r>
-      <w:t>10</w:t>
-    </w:r>
-    <w:r>
-      <w:rPr>
-        <w:noProof/>
-      </w:rPr>
-      <w:fldChar w:fldCharType="end"/>
-    </w:r>
+    <w:fldSimple w:instr=" NUMPAGES ">
+      <w:r>
+        <w:t>10</w:t>
+      </w:r>
+    </w:fldSimple>
     <w:r>
       <w:tab/>
       <w:t xml:space="preserve">Revised: </w:t>
@@ -8395,7 +8452,7 @@
   <w:style w:type="paragraph" w:default="1" w:styleId="Normal">
     <w:name w:val="Normal"/>
     <w:qFormat/>
-    <w:rsid w:val="0011055F"/>
+    <w:rsid w:val="00323406"/>
     <w:pPr>
       <w:spacing w:before="160" w:after="80" w:line="336" w:lineRule="auto"/>
     </w:pPr>
@@ -8413,7 +8470,7 @@
     <w:next w:val="Normal"/>
     <w:link w:val="Heading1Char"/>
     <w:qFormat/>
-    <w:rsid w:val="0011055F"/>
+    <w:rsid w:val="00323406"/>
     <w:pPr>
       <w:keepNext/>
       <w:spacing w:before="400" w:after="200" w:line="240" w:lineRule="auto"/>
@@ -8433,7 +8490,7 @@
     <w:next w:val="Normal"/>
     <w:link w:val="Heading2Char"/>
     <w:qFormat/>
-    <w:rsid w:val="0011055F"/>
+    <w:rsid w:val="00323406"/>
     <w:pPr>
       <w:keepNext/>
       <w:pBdr>
@@ -8457,7 +8514,7 @@
     <w:next w:val="Normal"/>
     <w:link w:val="Heading3Char"/>
     <w:qFormat/>
-    <w:rsid w:val="0011055F"/>
+    <w:rsid w:val="00323406"/>
     <w:pPr>
       <w:keepNext/>
       <w:autoSpaceDE w:val="0"/>
@@ -8608,9 +8665,8 @@
   <w:style w:type="character" w:default="1" w:styleId="DefaultParagraphFont">
     <w:name w:val="Default Paragraph Font"/>
     <w:uiPriority w:val="1"/>
-    <w:semiHidden/>
     <w:unhideWhenUsed/>
-    <w:rsid w:val="0011055F"/>
+    <w:rsid w:val="00323406"/>
   </w:style>
   <w:style w:type="table" w:default="1" w:styleId="TableNormal">
     <w:name w:val="Normal Table"/>
@@ -8632,7 +8688,7 @@
     <w:uiPriority w:val="99"/>
     <w:semiHidden/>
     <w:unhideWhenUsed/>
-    <w:rsid w:val="0011055F"/>
+    <w:rsid w:val="00323406"/>
   </w:style>
   <w:style w:type="character" w:customStyle="1" w:styleId="Heading1Char">
     <w:name w:val="Heading 1 Char"/>
@@ -8859,7 +8915,7 @@
     <w:basedOn w:val="Normal"/>
     <w:uiPriority w:val="34"/>
     <w:qFormat/>
-    <w:rsid w:val="0011055F"/>
+    <w:rsid w:val="00323406"/>
     <w:pPr>
       <w:ind w:left="720"/>
     </w:pPr>
@@ -8928,7 +8984,7 @@
   <w:style w:type="character" w:styleId="Hyperlink">
     <w:name w:val="Hyperlink"/>
     <w:uiPriority w:val="99"/>
-    <w:rsid w:val="0011055F"/>
+    <w:rsid w:val="00323406"/>
     <w:rPr>
       <w:color w:val="0000FF"/>
       <w:u w:val="single"/>
@@ -8950,7 +9006,7 @@
     <w:name w:val="footer"/>
     <w:basedOn w:val="Normal"/>
     <w:link w:val="FooterChar"/>
-    <w:rsid w:val="0011055F"/>
+    <w:rsid w:val="00323406"/>
     <w:pPr>
       <w:pBdr>
         <w:top w:val="single" w:sz="4" w:space="1" w:color="auto"/>
@@ -8982,7 +9038,7 @@
     <w:name w:val="header"/>
     <w:basedOn w:val="Normal"/>
     <w:link w:val="HeaderChar"/>
-    <w:rsid w:val="0011055F"/>
+    <w:rsid w:val="00323406"/>
     <w:pPr>
       <w:tabs>
         <w:tab w:val="left" w:pos="5040"/>
@@ -9009,7 +9065,7 @@
   <w:style w:type="paragraph" w:customStyle="1" w:styleId="Outlinenumbering">
     <w:name w:val="Outline numbering"/>
     <w:basedOn w:val="Normal"/>
-    <w:rsid w:val="0011055F"/>
+    <w:rsid w:val="00323406"/>
     <w:pPr>
       <w:numPr>
         <w:numId w:val="1"/>
@@ -9027,7 +9083,7 @@
   <w:style w:type="paragraph" w:customStyle="1" w:styleId="NumberedHeading2">
     <w:name w:val="Numbered Heading 2"/>
     <w:basedOn w:val="Normal"/>
-    <w:rsid w:val="0011055F"/>
+    <w:rsid w:val="00323406"/>
     <w:pPr>
       <w:numPr>
         <w:numId w:val="2"/>
@@ -9037,11 +9093,11 @@
   <w:style w:type="character" w:styleId="PageNumber">
     <w:name w:val="page number"/>
     <w:basedOn w:val="DefaultParagraphFont"/>
-    <w:rsid w:val="0011055F"/>
+    <w:rsid w:val="00323406"/>
   </w:style>
   <w:style w:type="character" w:styleId="FollowedHyperlink">
     <w:name w:val="FollowedHyperlink"/>
-    <w:rsid w:val="0011055F"/>
+    <w:rsid w:val="00323406"/>
     <w:rPr>
       <w:color w:val="800080"/>
       <w:u w:val="single"/>
@@ -9054,7 +9110,7 @@
     <w:uiPriority w:val="39"/>
     <w:unhideWhenUsed/>
     <w:qFormat/>
-    <w:rsid w:val="0011055F"/>
+    <w:rsid w:val="00323406"/>
     <w:pPr>
       <w:keepLines/>
       <w:spacing w:after="0" w:line="259" w:lineRule="auto"/>
@@ -9071,7 +9127,7 @@
     <w:name w:val="Code"/>
     <w:basedOn w:val="Normal"/>
     <w:qFormat/>
-    <w:rsid w:val="0011055F"/>
+    <w:rsid w:val="00323406"/>
     <w:pPr>
       <w:spacing w:before="80" w:line="240" w:lineRule="auto"/>
     </w:pPr>
@@ -9086,7 +9142,7 @@
     <w:autoRedefine/>
     <w:uiPriority w:val="39"/>
     <w:unhideWhenUsed/>
-    <w:rsid w:val="0011055F"/>
+    <w:rsid w:val="00323406"/>
     <w:pPr>
       <w:spacing w:after="100" w:line="240" w:lineRule="auto"/>
     </w:pPr>
@@ -9098,7 +9154,7 @@
     <w:autoRedefine/>
     <w:uiPriority w:val="39"/>
     <w:unhideWhenUsed/>
-    <w:rsid w:val="0011055F"/>
+    <w:rsid w:val="00323406"/>
     <w:pPr>
       <w:spacing w:after="100" w:line="240" w:lineRule="auto"/>
       <w:ind w:left="202"/>
@@ -9112,7 +9168,7 @@
     <w:uiPriority w:val="39"/>
     <w:semiHidden/>
     <w:unhideWhenUsed/>
-    <w:rsid w:val="0011055F"/>
+    <w:rsid w:val="00323406"/>
     <w:pPr>
       <w:spacing w:after="100" w:line="240" w:lineRule="auto"/>
       <w:ind w:left="403"/>
